--- a/arb/docx/005.content.docx
+++ b/arb/docx/005.content.docx
@@ -178,13 +178,6 @@
         <w:rPr>
           <w:lang w:val="ar_AE" w:bidi="ar_AE"/>
         </w:rPr>
-      </w:r>
-      <w:r>
-        <w:rPr>
-          <w:i/>
-          <w:lang w:val="ar_AE" w:bidi="ar_AE"/>
-        </w:rPr>
-        <w:t>الجب, الْجَبَابِرَة, الجديد, الجراد الطيار, الجرجاشيون, الجَزَع, الجسد, الجسد, الْجُلُّ, الجلجثة, الْجَنُوب، النَّقَب, الجولان*, جابائيل, جَابِر, جابري، جابرياس, جاثان, جَاثَر, جَاحَم, جَاد (المعبود), جَاد (شخص), جَادَر, جادي, جَادِي, جَارَب (مكان), جَارَبُ/جَارِبُ ( اسم شخص), جارية، أَمَة, جارية، خادم، عبد, جَازَر, جَازِر, جَازِيز, جَاسَان, جَاعَش, جَامُول, جَأُوئِيل, جَبَّاثا, جِبَّارَ, جِبال, جِبَال بيثير, جبال لبْنَان الشرقية, جَبَّاي, جبتان, جِبَّثونَ, جِبْرَائِيل, جَبَع, جَبَعَ, جَبَعَا, جِبْعَة, جِبْعَة الله, جِبْعُون، الجِبْعُونيُّون, جِبْعِيّ, جَبَلِ أَفْرَايِمَ, جَبَل أَقْرَع, جبل الاجتماع, جبل الاجتماع, جبل الأموريين, جبل التطويبات, جبل الزيتون, جبل الزيتون, جبل الزيتون, جبل العمالقة, جبل الهلاك, جَبَل ٱلْعَمَالِقَة, جبل ٱلْفِسْجَة, جَبَلِ ٱلْهَلَاكِ, جبل تابور, جبل تابور, جَبَل جآش, جبل جرزيم, جَبَل جِرِزِّيم, جبل حَرمون, جبل حوريب, جبل حوريب, جبل سيناء, جبل شافر, جبل عيبال, جبل عِيبَال, جبل نَبو, جبل نَبو, جبل نفتالي, جبل هور, جَبَل هُور, جَبَلِ يَعَارِيم, جبل، مكان مرتفع, جبن, جَتَّ, جَتَّ حَافَر, جَتَّ رِمُّونَ, جَتَّايِم, جَتِّيّ, جَتِّيَّة, جَثْسَيْمَانِي, جحيم, جدارة*، كورة الجدريين, جِدْجُودِ, جِدْعوم, جِدْعُون, جِدْعونِي, جدلتي, جِدَّلْتِي, جَدَلْيَا, جَدُورُ (اسم مكان), جَدور (شخص), جدي, جِدِّي, جَدِّيئِيل, جدَيْرَة، جَديرِيّون, جُدَيْرُوت, جُدَيْرُوتَايِم, جَدِيل, جراحة, جراد, جَرَاد, جراد أصلع, جَرَار, جِراسا*، جِرْجَسِيِّينَ, جرب, جَرَّة, جَرَّة, جَرَّةَ, جُرْتِينَةَ, جرجسة، جرجسيين, جُرْجِيَّاس, جُرذ, جرس, جِرشوم, جِرْشُون، الْجَرْشُونِيُّون, جرموق, جَرْمِيّ, جَزَّام, جزية, جَسَد المسيح, جِشْفَا, جَشَم, جَشور، جشوريون, جَعَالَة, جَعْثَام, جَعَل, جفنة سَدوم, جَفْنَةِ سَدُومَ, جَلَال, جِلْبُوع، جَبَلِ, جِلْجَال, جِلجامِش، مَلحَمة, جُلجُثة, جَلَد, جِلْدٌ, جَلد (عقوبة), جَلَد، المياه البدائيّة, جلعاد (شخص), جِلْعَاد (مكان), جلعاديّ, جَلْعِيد, جِلَلاَي, جلوسولاليا, جليات, جَلِيل, جَلِيلُوت, جَلِّيم, جمَّادون, جِمارا, جماعة, جَمال, جُمْجُمَة، موضع, جمد, جَمَرْيَا, جَمَشْت, جمَل, جَمَلِّي, جَمْلِيئِيل, جُمَّيْزَةٍ, جِنَّايُوس، جينيوس, جَنَّةُ ٱلْمَلِكِ/جُنَيْنَةِ ٱلْمَلِكِ, جَنَّة عَدْن, جِنْثُون, جُنْد، جُنْدُ ٱلسَّمَاءِ, جندي, جنس، وجنسانية, جَنُوبَث, جُنُوك, جَنِيسارت, جنيسارت، بحيرة, جهنم*, جواب, جُوب, جوبيتر, جُوج, جوج، وادي جمهور (هامون-جوج), جُورِ بَعْل, جوز, جُوز, جَوْزَاءِ, جوزَان, جَوْعَة, جولَان, جُولِيَا, جُومَر, جون، رسائل من, جُونِي, جُونِي، جَزُونِيّ, جونييّ, جُويِيم, جُويِيم, جِيبِيم, جِيح, جِيحْزِي, جِيحونَ، نبْع, جير (مادة), جِيرَا, جِيرَة, جَيْرُوتَ كِمْهَامَ, جيش, جِيشَان, جيلو، ٱلْجِيلُونِيُّ, جيلوه, جيماتريا, جِينَة</w:t>
       </w:r>
       <w:r>
         <w:rPr>

--- a/arb/docx/005.content.docx
+++ b/arb/docx/005.content.docx
@@ -183,21 +183,6 @@
         <w:rPr>
           <w:lang w:val="ar_AE" w:bidi="ar_AE"/>
         </w:rPr>
-      </w:r>
-    </w:p>
-    <w:p>
-      <w:pPr>
-        <w:bidi/>
-      </w:pPr>
-      <w:r>
-        <w:rPr>
-          <w:lang w:val="ar_AE" w:bidi="ar_AE"/>
-        </w:rPr>
-      </w:r>
-      <w:r>
-        <w:rPr>
-          <w:lang w:val="ar_AE" w:bidi="ar_AE"/>
-        </w:rPr>
         <w:t xml:space="preserve"> </w:t>
       </w:r>
       <w:r>
@@ -20984,7 +20969,46 @@
         <w:rPr>
           <w:lang w:val="ar_AE" w:bidi="ar_AE"/>
         </w:rPr>
-        <w:t xml:space="preserve">يشير اسم جدارة إلى أن المدينة كانت من أصل سامي. كانت تقع على بعد خمسة إلى ستة أميال (8 إلى 10 كيلومتر) جنوب شرق بحر الجليل، وضمت أراضيها ينابيع الحارة في الهامة، شمال نهر اليرموك. كانت أول إشارة إليها في التاريخ عندما استولى عليها أنطيوخوس الثالث (218 ق.م). لاحقاً، أخذها اليهود تحت قيادة الإسكندر جانوس (103 ق.م)، واستعبد السكان وأجبروا على قبول شريعة موسى. لقد هدم اليهود المدينة، لكن عندما استولى بومبي عليها، أعاد بناءها (63 ق.م). أصبحت مدينة حرة تحت قيادة بومبي، وانضمت إلى اتحاد المدن اليونانية في شرق الأردن المعروفة باسم تحالف المدن العشر. ضم أغسطس قيصر جدارة إلى أراضي هيرودس الكبير (30 ق.م)، وعند وفاة هيرودس ضُمت إلى سوريا (4 ق.م). أثناء التمرد اليهودي (66–70 م)، استولى فيسباسيان على المدينة، واستمرت في الازدهار لسنوات عديدة. كانت مقر إبراشية مسيحية منذ عام ٣٢٥ م حتى الفتح الإسلامي. </w:t>
+        <w:t xml:space="preserve">يشير اسم جدارة إلى أن المدينة كانت من أصل سامي. كانت تقع على بعد خمسة إلى ستة أميال (8 إلى 10 كيلومتر) جنوب شرق بحر الجليل، وضمت أراضيها ينابيع الحارة في الهامة، شمال نهر اليرموك. كانت أول إشارة إليها في التاريخ عندما استولى عليها أنطيوخوس الثالث (218 ق.م). لاحقاً، أخذها اليهود تحت قيادة الإسكندر جانوس (103 ق.م)، واستعبد السكان وأجبروا على قبول شريعة موسى. لقد هدم اليهود المدينة، لكن عندما استولى بومبي عليها، أعاد بناءها (63 ق.م). ثم انضمّت المدينة إلى حِلفٍ من عشر مدن يونانيّة يُعرَف باسم </w:t>
+      </w:r>
+      <w:r>
+        <w:rPr>
+          <w:b/>
+          <w:lang w:val="ar_AE" w:bidi="ar_AE"/>
+        </w:rPr>
+        <w:t>الديكابوليس</w:t>
+      </w:r>
+      <w:r>
+        <w:rPr>
+          <w:lang w:val="ar_AE" w:bidi="ar_AE"/>
+        </w:rPr>
+        <w:t xml:space="preserve">. وكانت جميع هذه المدن (ما عدا واحدة) تقع في منطقة </w:t>
+      </w:r>
+      <w:r>
+        <w:rPr>
+          <w:b/>
+          <w:lang w:val="ar_AE" w:bidi="ar_AE"/>
+        </w:rPr>
+        <w:t>عبر الأردن</w:t>
+      </w:r>
+      <w:r>
+        <w:rPr>
+          <w:lang w:val="ar_AE" w:bidi="ar_AE"/>
+        </w:rPr>
+        <w:t xml:space="preserve"> (شرقي </w:t>
+      </w:r>
+      <w:r>
+        <w:rPr>
+          <w:b/>
+          <w:lang w:val="ar_AE" w:bidi="ar_AE"/>
+        </w:rPr>
+        <w:t>نهر الأردن)</w:t>
+      </w:r>
+      <w:r>
+        <w:rPr>
+          <w:lang w:val="ar_AE" w:bidi="ar_AE"/>
+        </w:rPr>
+        <w:t xml:space="preserve">. تحالف المدن العشر. ضم أغسطس قيصر جدارة إلى أراضي هيرودس الكبير (30 ق.م)، وعند وفاة هيرودس ضُمت إلى سوريا (4 ق.م). أثناء التمرد اليهودي (66–70 م)، استولى فيسباسيان على المدينة، واستمرت في الازدهار لسنوات عديدة. كانت مقر إبراشية مسيحية منذ عام ٣٢٥ م حتى الفتح الإسلامي. </w:t>
       </w:r>
       <w:r>
         <w:rPr>

--- a/arb/docx/005.content.docx
+++ b/arb/docx/005.content.docx
@@ -22,7 +22,7 @@
         <w:rPr>
           <w:lang w:val="ar_AE" w:bidi="ar_AE"/>
         </w:rPr>
-        <w:t>Resource: قاموس الكتاب المقدس (تينديل)</w:t>
+        <w:t>Resource: Tyndale Open Bible Dictionary</w:t>
       </w:r>
       <w:r>
         <w:rPr>
@@ -122,7 +122,7 @@
         <w:rPr>
           <w:lang w:val="ar_AE" w:bidi="ar_AE"/>
         </w:rPr>
-        <w:t>قاموس الكتاب المقدس (تينديل)</w:t>
+        <w:t>Tyndale Open Bible Dictionary</w:t>
       </w:r>
     </w:p>
     <w:p>

--- a/arb/docx/005.content.docx
+++ b/arb/docx/005.content.docx
@@ -22,7 +22,7 @@
         <w:rPr>
           <w:lang w:val="ar_AE" w:bidi="ar_AE"/>
         </w:rPr>
-        <w:t>Resource: Tyndale Open Bible Dictionary</w:t>
+        <w:t>Resource: Aquifer Open Bible Dictionary</w:t>
       </w:r>
       <w:r>
         <w:rPr>
@@ -122,7 +122,7 @@
         <w:rPr>
           <w:lang w:val="ar_AE" w:bidi="ar_AE"/>
         </w:rPr>
-        <w:t>Tyndale Open Bible Dictionary</w:t>
+        <w:t>Aquifer Open Bible Dictionary</w:t>
       </w:r>
     </w:p>
     <w:p>
